--- a/S2 - PRACTICE -  ExpressJS.docx
+++ b/S2 - PRACTICE -  ExpressJS.docx
@@ -2,7 +2,38 @@
 <file path=word/document.xml><?xml version="1.0" encoding="utf-8"?>
 <w:document xmlns:wpc="http://schemas.microsoft.com/office/word/2010/wordprocessingCanvas" xmlns:cx="http://schemas.microsoft.com/office/drawing/2014/chartex" xmlns:cx1="http://schemas.microsoft.com/office/drawing/2015/9/8/chartex" xmlns:cx2="http://schemas.microsoft.com/office/drawing/2015/10/21/chartex" xmlns:cx3="http://schemas.microsoft.com/office/drawing/2016/5/9/chartex" xmlns:cx4="http://schemas.microsoft.com/office/drawing/2016/5/10/chartex" xmlns:cx5="http://schemas.microsoft.com/office/drawing/2016/5/11/chartex" xmlns:cx6="http://schemas.microsoft.com/office/drawing/2016/5/12/chartex" xmlns:cx7="http://schemas.microsoft.com/office/drawing/2016/5/13/chartex" xmlns:cx8="http://schemas.microsoft.com/office/drawing/2016/5/14/chartex" xmlns:mc="http://schemas.openxmlformats.org/markup-compatibility/2006" xmlns:aink="http://schemas.microsoft.com/office/drawing/2016/ink" xmlns:am3d="http://schemas.microsoft.com/office/drawing/2017/model3d" xmlns:o="urn:schemas-microsoft-com:office:office" xmlns:oel="http://schemas.microsoft.com/office/2019/extlst" xmlns:r="http://schemas.openxmlformats.org/officeDocument/2006/relationships" xmlns:m="http://schemas.openxmlformats.org/officeDocument/2006/math" xmlns:v="urn:schemas-microsoft-com:vml" xmlns:wp14="http://schemas.microsoft.com/office/word/2010/wordprocessingDrawing" xmlns:wp="http://schemas.openxmlformats.org/drawingml/2006/wordprocessingDrawing" xmlns:w10="urn:schemas-microsoft-com:office:word" xmlns:w="http://schemas.openxmlformats.org/wordprocessingml/2006/main" xmlns:w14="http://schemas.microsoft.com/office/word/2010/wordml" xmlns:w15="http://schemas.microsoft.com/office/word/2012/wordml" xmlns:w16cex="http://schemas.microsoft.com/office/word/2018/wordml/cex" xmlns:w16cid="http://schemas.microsoft.com/office/word/2016/wordml/cid" xmlns:w16="http://schemas.microsoft.com/office/word/2018/wordml" xmlns:w16du="http://schemas.microsoft.com/office/word/2023/wordml/word16du" xmlns:w16sdtdh="http://schemas.microsoft.com/office/word/2020/wordml/sdtdatahash" xmlns:w16sdtfl="http://schemas.microsoft.com/office/word/2024/wordml/sdtformatlock" xmlns:w16se="http://schemas.microsoft.com/office/word/2015/wordml/symex" xmlns:wpg="http://schemas.microsoft.com/office/word/2010/wordprocessingGroup" xmlns:wpi="http://schemas.microsoft.com/office/word/2010/wordprocessingInk" xmlns:wne="http://schemas.microsoft.com/office/word/2006/wordml" xmlns:wps="http://schemas.microsoft.com/office/word/2010/wordprocessingShape" mc:Ignorable="w14 w15 w16se w16cid w16 w16cex w16sdtdh w16sdtfl w16du wp14">
   <w:body>
-    <w:p/>
+    <w:p>
+      <w:r>
+        <w:tab/>
+      </w:r>
+      <w:r>
+        <w:tab/>
+      </w:r>
+      <w:r>
+        <w:tab/>
+      </w:r>
+      <w:r>
+        <w:tab/>
+      </w:r>
+      <w:r>
+        <w:tab/>
+      </w:r>
+      <w:r>
+        <w:tab/>
+      </w:r>
+      <w:r>
+        <w:tab/>
+      </w:r>
+      <w:r>
+        <w:tab/>
+      </w:r>
+      <w:r>
+        <w:tab/>
+      </w:r>
+      <w:r>
+        <w:tab/>
+      </w:r>
+    </w:p>
     <w:p>
       <w:pPr>
         <w:pStyle w:val="Title"/>
@@ -73,7 +104,7 @@
           <w:noProof/>
         </w:rPr>
         <w:drawing>
-          <wp:inline distT="0" distB="0" distL="0" distR="0" wp14:anchorId="7576610E" wp14:editId="4D2736E7">
+          <wp:inline distT="0" distB="0" distL="0" distR="0" wp14:anchorId="7576610E" wp14:editId="2F0E7C5A">
             <wp:extent cx="189865" cy="189865"/>
             <wp:effectExtent l="0" t="0" r="635" b="635"/>
             <wp:docPr id="7" name="Picture 7"/>
@@ -160,14 +191,7 @@
         <w:rPr>
           <w:rFonts w:asciiTheme="majorHAnsi" w:hAnsiTheme="majorHAnsi" w:cstheme="majorHAnsi"/>
         </w:rPr>
-        <w:t xml:space="preserve"> and run </w:t>
-      </w:r>
-      <w:proofErr w:type="gramStart"/>
-      <w:r>
-        <w:rPr>
-          <w:rFonts w:asciiTheme="majorHAnsi" w:hAnsiTheme="majorHAnsi" w:cstheme="majorHAnsi"/>
-        </w:rPr>
-        <w:t xml:space="preserve">a </w:t>
+        <w:t xml:space="preserve"> and run a </w:t>
       </w:r>
       <w:r>
         <w:rPr>
@@ -175,7 +199,6 @@
         </w:rPr>
         <w:t>express.js</w:t>
       </w:r>
-      <w:proofErr w:type="gramEnd"/>
       <w:r>
         <w:rPr>
           <w:rFonts w:asciiTheme="majorHAnsi" w:hAnsiTheme="majorHAnsi" w:cstheme="majorHAnsi"/>
@@ -256,21 +279,7 @@
         <w:rPr>
           <w:rFonts w:asciiTheme="majorHAnsi" w:hAnsiTheme="majorHAnsi" w:cstheme="majorHAnsi"/>
         </w:rPr>
-        <w:t xml:space="preserve">Parse </w:t>
-      </w:r>
-      <w:proofErr w:type="gramStart"/>
-      <w:r>
-        <w:rPr>
-          <w:rFonts w:asciiTheme="majorHAnsi" w:hAnsiTheme="majorHAnsi" w:cstheme="majorHAnsi"/>
-        </w:rPr>
-        <w:t>form</w:t>
-      </w:r>
-      <w:proofErr w:type="gramEnd"/>
-      <w:r>
-        <w:rPr>
-          <w:rFonts w:asciiTheme="majorHAnsi" w:hAnsiTheme="majorHAnsi" w:cstheme="majorHAnsi"/>
-        </w:rPr>
-        <w:t xml:space="preserve"> data from </w:t>
+        <w:t xml:space="preserve">Parse form data from </w:t>
       </w:r>
       <w:r>
         <w:rPr>
@@ -535,17 +544,17 @@
           <w:rFonts w:asciiTheme="majorHAnsi" w:hAnsiTheme="majorHAnsi" w:cstheme="majorHAnsi"/>
           <w:color w:val="000000"/>
         </w:rPr>
-        <w:t>know more about Express.js</w:t>
-      </w:r>
-      <w:proofErr w:type="gramStart"/>
+        <w:t xml:space="preserve">know more about </w:t>
+      </w:r>
+      <w:proofErr w:type="spellStart"/>
       <w:r>
         <w:rPr>
           <w:rFonts w:asciiTheme="majorHAnsi" w:hAnsiTheme="majorHAnsi" w:cstheme="majorHAnsi"/>
           <w:color w:val="000000"/>
         </w:rPr>
-        <w:t>’s</w:t>
-      </w:r>
-      <w:proofErr w:type="gramEnd"/>
+        <w:t>Express.js’s</w:t>
+      </w:r>
+      <w:proofErr w:type="spellEnd"/>
       <w:r>
         <w:rPr>
           <w:rFonts w:asciiTheme="majorHAnsi" w:hAnsiTheme="majorHAnsi" w:cstheme="majorHAnsi"/>
@@ -790,23 +799,7 @@
           <w:rFonts w:asciiTheme="majorHAnsi" w:hAnsiTheme="majorHAnsi" w:cstheme="majorHAnsi"/>
           <w:lang w:val="en-US"/>
         </w:rPr>
-        <w:t xml:space="preserve"> How </w:t>
-      </w:r>
-      <w:proofErr w:type="gramStart"/>
-      <w:r>
-        <w:rPr>
-          <w:rFonts w:asciiTheme="majorHAnsi" w:hAnsiTheme="majorHAnsi" w:cstheme="majorHAnsi"/>
-          <w:lang w:val="en-US"/>
-        </w:rPr>
-        <w:t>to</w:t>
-      </w:r>
-      <w:proofErr w:type="gramEnd"/>
-      <w:r>
-        <w:rPr>
-          <w:rFonts w:asciiTheme="majorHAnsi" w:hAnsiTheme="majorHAnsi" w:cstheme="majorHAnsi"/>
-          <w:lang w:val="en-US"/>
-        </w:rPr>
-        <w:t xml:space="preserve"> submit this practice?</w:t>
+        <w:t xml:space="preserve"> How to submit this practice?</w:t>
       </w:r>
     </w:p>
     <w:p>
@@ -830,23 +823,13 @@
           <w:color w:val="000000"/>
         </w:rPr>
       </w:pPr>
-      <w:proofErr w:type="gramStart"/>
       <w:r>
         <w:rPr>
           <w:rFonts w:asciiTheme="majorHAnsi" w:hAnsiTheme="majorHAnsi" w:cstheme="majorHAnsi"/>
           <w:bCs/>
           <w:color w:val="000000"/>
         </w:rPr>
-        <w:t>Once</w:t>
-      </w:r>
-      <w:proofErr w:type="gramEnd"/>
-      <w:r>
-        <w:rPr>
-          <w:rFonts w:asciiTheme="majorHAnsi" w:hAnsiTheme="majorHAnsi" w:cstheme="majorHAnsi"/>
-          <w:bCs/>
-          <w:color w:val="000000"/>
-        </w:rPr>
-        <w:t xml:space="preserve"> finished</w:t>
+        <w:t>Once finished</w:t>
       </w:r>
       <w:r>
         <w:rPr>
@@ -945,6 +928,7 @@
         <w:lastRenderedPageBreak/>
         <w:t xml:space="preserve">EXERCISE 1 </w:t>
       </w:r>
+      <w:proofErr w:type="gramStart"/>
       <w:r>
         <w:rPr>
           <w:rFonts w:asciiTheme="majorHAnsi" w:hAnsiTheme="majorHAnsi" w:cstheme="majorHAnsi"/>
@@ -980,6 +964,7 @@
         </w:rPr>
         <w:t>ing</w:t>
       </w:r>
+      <w:proofErr w:type="gramEnd"/>
     </w:p>
     <w:p/>
     <w:p>
@@ -1058,7 +1043,25 @@
           <w:sz w:val="22"/>
           <w:szCs w:val="22"/>
         </w:rPr>
-        <w:t>Refactor code from node.js’s built-in HTTP Module</w:t>
+        <w:t xml:space="preserve">Refactor code from </w:t>
+      </w:r>
+      <w:proofErr w:type="spellStart"/>
+      <w:r>
+        <w:rPr>
+          <w:rFonts w:asciiTheme="majorHAnsi" w:hAnsiTheme="majorHAnsi" w:cstheme="majorHAnsi"/>
+          <w:sz w:val="22"/>
+          <w:szCs w:val="22"/>
+        </w:rPr>
+        <w:t>node.js’s</w:t>
+      </w:r>
+      <w:proofErr w:type="spellEnd"/>
+      <w:r>
+        <w:rPr>
+          <w:rFonts w:asciiTheme="majorHAnsi" w:hAnsiTheme="majorHAnsi" w:cstheme="majorHAnsi"/>
+          <w:sz w:val="22"/>
+          <w:szCs w:val="22"/>
+        </w:rPr>
+        <w:t xml:space="preserve"> built-in HTTP Module</w:t>
       </w:r>
     </w:p>
     <w:p>
@@ -1081,7 +1084,7 @@
           <w:noProof/>
         </w:rPr>
         <w:drawing>
-          <wp:inline distT="0" distB="0" distL="0" distR="0" wp14:anchorId="053DCD54" wp14:editId="4993FB94">
+          <wp:inline distT="0" distB="0" distL="0" distR="0" wp14:anchorId="053DCD54" wp14:editId="7FF9D933">
             <wp:extent cx="162127" cy="162127"/>
             <wp:effectExtent l="0" t="0" r="9525" b="9525"/>
             <wp:docPr id="21334147" name="Picture 21334147"/>
@@ -1254,6 +1257,14 @@
           <w:szCs w:val="22"/>
         </w:rPr>
       </w:pPr>
+      <w:r>
+        <w:rPr>
+          <w:rFonts w:asciiTheme="majorHAnsi" w:hAnsiTheme="majorHAnsi" w:cstheme="majorHAnsi"/>
+          <w:sz w:val="22"/>
+          <w:szCs w:val="22"/>
+        </w:rPr>
+        <w:t xml:space="preserve">The challenges I face when using the native http module is </w:t>
+      </w:r>
     </w:p>
     <w:p>
       <w:pPr>
@@ -1388,6 +1399,14 @@
           <w:szCs w:val="22"/>
         </w:rPr>
       </w:pPr>
+      <w:r>
+        <w:rPr>
+          <w:rFonts w:asciiTheme="majorHAnsi" w:hAnsiTheme="majorHAnsi" w:cstheme="majorHAnsi"/>
+          <w:sz w:val="22"/>
+          <w:szCs w:val="22"/>
+        </w:rPr>
+        <w:t>Express simplify route handing by providing a high-level API that replace manual logic with descriptive methods. While the native HTTP server requires to manually pares UPLs and use complex conditional block to match paths and methods.</w:t>
+      </w:r>
     </w:p>
     <w:p>
       <w:pPr>
@@ -1531,6 +1550,32 @@
           <w:szCs w:val="22"/>
         </w:rPr>
       </w:pPr>
+      <w:r>
+        <w:rPr>
+          <w:rFonts w:asciiTheme="majorHAnsi" w:hAnsiTheme="majorHAnsi" w:cstheme="majorHAnsi"/>
+          <w:sz w:val="22"/>
+          <w:szCs w:val="22"/>
+        </w:rPr>
+        <w:t xml:space="preserve">Middleware is a function that run before your route, and to replicate middleware behavior using the native module we build a custom runner function </w:t>
+      </w:r>
+      <w:proofErr w:type="gramStart"/>
+      <w:r>
+        <w:rPr>
+          <w:rFonts w:asciiTheme="majorHAnsi" w:hAnsiTheme="majorHAnsi" w:cstheme="majorHAnsi"/>
+          <w:sz w:val="22"/>
+          <w:szCs w:val="22"/>
+        </w:rPr>
+        <w:t>that chains handlers</w:t>
+      </w:r>
+      <w:proofErr w:type="gramEnd"/>
+      <w:r>
+        <w:rPr>
+          <w:rFonts w:asciiTheme="majorHAnsi" w:hAnsiTheme="majorHAnsi" w:cstheme="majorHAnsi"/>
+          <w:sz w:val="22"/>
+          <w:szCs w:val="22"/>
+        </w:rPr>
+        <w:t xml:space="preserve"> and uses an index or a recursive callback to execute them in order until the request is fulfilled.</w:t>
+      </w:r>
     </w:p>
     <w:p>
       <w:pPr>
@@ -1659,7 +1704,6 @@
           <w:sz w:val="40"/>
           <w:szCs w:val="40"/>
         </w:rPr>
-        <w:lastRenderedPageBreak/>
         <w:t xml:space="preserve">EXERCISE 2 </w:t>
       </w:r>
       <w:r>
@@ -2072,6 +2116,7 @@
         </w:rPr>
         <w:t xml:space="preserve">  "instructor": "Dr. </w:t>
       </w:r>
+      <w:proofErr w:type="spellStart"/>
       <w:r>
         <w:rPr>
           <w:sz w:val="18"/>
@@ -2079,6 +2124,7 @@
         </w:rPr>
         <w:t>KimAng</w:t>
       </w:r>
+      <w:proofErr w:type="spellEnd"/>
       <w:r>
         <w:rPr>
           <w:sz w:val="18"/>
@@ -2421,6 +2467,7 @@
           <w:szCs w:val="22"/>
         </w:rPr>
       </w:pPr>
+      <w:proofErr w:type="spellStart"/>
       <w:r>
         <w:rPr>
           <w:rFonts w:ascii="Consolas" w:hAnsi="Consolas" w:cs="Courier New"/>
@@ -2430,6 +2477,7 @@
         </w:rPr>
         <w:t>minCredits</w:t>
       </w:r>
+      <w:proofErr w:type="spellEnd"/>
       <w:r>
         <w:rPr>
           <w:rFonts w:ascii="Consolas" w:hAnsi="Consolas"/>
@@ -2461,6 +2509,7 @@
           <w:szCs w:val="22"/>
         </w:rPr>
       </w:pPr>
+      <w:proofErr w:type="spellStart"/>
       <w:r>
         <w:rPr>
           <w:rFonts w:ascii="Consolas" w:hAnsi="Consolas" w:cs="Courier New"/>
@@ -2470,6 +2519,7 @@
         </w:rPr>
         <w:t>maxCredits</w:t>
       </w:r>
+      <w:proofErr w:type="spellEnd"/>
       <w:r>
         <w:rPr>
           <w:rFonts w:ascii="Consolas" w:hAnsi="Consolas"/>
@@ -2758,6 +2808,7 @@
         <w:rPr>
           <w:rFonts w:asciiTheme="majorHAnsi" w:hAnsiTheme="majorHAnsi" w:cstheme="majorHAnsi"/>
         </w:rPr>
+        <w:lastRenderedPageBreak/>
         <w:t xml:space="preserve">The </w:t>
       </w:r>
       <w:r>
@@ -2821,7 +2872,6 @@
           <w:bCs/>
           <w:lang w:val="en-US"/>
         </w:rPr>
-        <w:lastRenderedPageBreak/>
         <w:t xml:space="preserve">Q4 </w:t>
       </w:r>
       <w:r>
@@ -2885,14 +2935,34 @@
         </w:rPr>
         <w:t xml:space="preserve"> (</w:t>
       </w:r>
+      <w:proofErr w:type="spellStart"/>
       <w:r>
         <w:rPr>
           <w:rFonts w:asciiTheme="majorHAnsi" w:hAnsiTheme="majorHAnsi" w:cstheme="majorHAnsi"/>
           <w:sz w:val="20"/>
           <w:szCs w:val="20"/>
         </w:rPr>
-        <w:t>minCredits &gt; maxCredits</w:t>
-      </w:r>
+        <w:t>minCredits</w:t>
+      </w:r>
+      <w:proofErr w:type="spellEnd"/>
+      <w:r>
+        <w:rPr>
+          <w:rFonts w:asciiTheme="majorHAnsi" w:hAnsiTheme="majorHAnsi" w:cstheme="majorHAnsi"/>
+          <w:sz w:val="20"/>
+          <w:szCs w:val="20"/>
+        </w:rPr>
+        <w:t xml:space="preserve"> &gt; </w:t>
+      </w:r>
+      <w:proofErr w:type="spellStart"/>
+      <w:r>
+        <w:rPr>
+          <w:rFonts w:asciiTheme="majorHAnsi" w:hAnsiTheme="majorHAnsi" w:cstheme="majorHAnsi"/>
+          <w:sz w:val="20"/>
+          <w:szCs w:val="20"/>
+        </w:rPr>
+        <w:t>maxCredits</w:t>
+      </w:r>
+      <w:proofErr w:type="spellEnd"/>
       <w:r>
         <w:rPr>
           <w:rFonts w:asciiTheme="majorHAnsi" w:hAnsiTheme="majorHAnsi" w:cstheme="majorHAnsi"/>
@@ -3376,19 +3446,8 @@
                 <w:szCs w:val="18"/>
                 <w:lang w:val="en-US"/>
               </w:rPr>
-              <w:t xml:space="preserve">  "meta</w:t>
+              <w:t xml:space="preserve">  "meta": {</w:t>
             </w:r>
-            <w:proofErr w:type="gramStart"/>
-            <w:r>
-              <w:rPr>
-                <w:rFonts w:ascii="Consolas" w:hAnsi="Consolas" w:cs="Courier New"/>
-                <w:sz w:val="18"/>
-                <w:szCs w:val="18"/>
-                <w:lang w:val="en-US"/>
-              </w:rPr>
-              <w:t>": {</w:t>
-            </w:r>
-            <w:proofErr w:type="gramEnd"/>
           </w:p>
           <w:p>
             <w:pPr>
@@ -3627,13 +3686,23 @@
         </w:rPr>
         <w:t xml:space="preserve"> E</w:t>
       </w:r>
+      <w:proofErr w:type="spellStart"/>
       <w:r>
         <w:rPr>
           <w:rFonts w:asciiTheme="majorHAnsi" w:hAnsiTheme="majorHAnsi" w:cstheme="majorHAnsi"/>
           <w:sz w:val="40"/>
           <w:szCs w:val="40"/>
         </w:rPr>
-        <w:t xml:space="preserve">nhance </w:t>
+        <w:t>nhance</w:t>
+      </w:r>
+      <w:proofErr w:type="spellEnd"/>
+      <w:r>
+        <w:rPr>
+          <w:rFonts w:asciiTheme="majorHAnsi" w:hAnsiTheme="majorHAnsi" w:cstheme="majorHAnsi"/>
+          <w:sz w:val="40"/>
+          <w:szCs w:val="40"/>
+        </w:rPr>
+        <w:t xml:space="preserve"> </w:t>
       </w:r>
       <w:r>
         <w:rPr>
@@ -4023,6 +4092,7 @@
         </w:rPr>
         <w:t xml:space="preserve">If </w:t>
       </w:r>
+      <w:proofErr w:type="spellStart"/>
       <w:r>
         <w:rPr>
           <w:rFonts w:ascii="Consolas" w:hAnsi="Consolas" w:cs="Courier New"/>
@@ -4031,6 +4101,7 @@
         </w:rPr>
         <w:t>minCredits</w:t>
       </w:r>
+      <w:proofErr w:type="spellEnd"/>
       <w:r>
         <w:rPr>
           <w:rFonts w:ascii="Consolas" w:hAnsi="Consolas"/>
@@ -4039,6 +4110,7 @@
         </w:rPr>
         <w:t xml:space="preserve"> or </w:t>
       </w:r>
+      <w:proofErr w:type="spellStart"/>
       <w:r>
         <w:rPr>
           <w:rFonts w:ascii="Consolas" w:hAnsi="Consolas" w:cs="Courier New"/>
@@ -4047,6 +4119,7 @@
         </w:rPr>
         <w:t>maxCredits</w:t>
       </w:r>
+      <w:proofErr w:type="spellEnd"/>
       <w:r>
         <w:rPr>
           <w:rFonts w:ascii="Consolas" w:hAnsi="Consolas"/>
@@ -4077,14 +4150,34 @@
         </w:rPr>
         <w:t xml:space="preserve">If </w:t>
       </w:r>
+      <w:proofErr w:type="spellStart"/>
       <w:r>
         <w:rPr>
           <w:rFonts w:ascii="Consolas" w:hAnsi="Consolas" w:cs="Courier New"/>
           <w:sz w:val="18"/>
           <w:szCs w:val="18"/>
         </w:rPr>
-        <w:t>minCredits &gt; maxCredits</w:t>
-      </w:r>
+        <w:t>minCredits</w:t>
+      </w:r>
+      <w:proofErr w:type="spellEnd"/>
+      <w:r>
+        <w:rPr>
+          <w:rFonts w:ascii="Consolas" w:hAnsi="Consolas" w:cs="Courier New"/>
+          <w:sz w:val="18"/>
+          <w:szCs w:val="18"/>
+        </w:rPr>
+        <w:t xml:space="preserve"> &gt; </w:t>
+      </w:r>
+      <w:proofErr w:type="spellStart"/>
+      <w:r>
+        <w:rPr>
+          <w:rFonts w:ascii="Consolas" w:hAnsi="Consolas" w:cs="Courier New"/>
+          <w:sz w:val="18"/>
+          <w:szCs w:val="18"/>
+        </w:rPr>
+        <w:t>maxCredits</w:t>
+      </w:r>
+      <w:proofErr w:type="spellEnd"/>
       <w:r>
         <w:rPr>
           <w:rFonts w:ascii="Consolas" w:hAnsi="Consolas"/>
@@ -4946,6 +5039,7 @@
         </w:rPr>
         <w:t xml:space="preserve">How would you handle cases where multiple query parameters conflict or are ambiguous (e.g., </w:t>
       </w:r>
+      <w:proofErr w:type="spellStart"/>
       <w:r>
         <w:rPr>
           <w:rStyle w:val="HTMLCode"/>
@@ -4953,7 +5047,17 @@
           <w:b/>
           <w:bCs/>
         </w:rPr>
-        <w:t>minCredits=4</w:t>
+        <w:t>minCredits</w:t>
+      </w:r>
+      <w:proofErr w:type="spellEnd"/>
+      <w:r>
+        <w:rPr>
+          <w:rStyle w:val="HTMLCode"/>
+          <w:rFonts w:asciiTheme="majorHAnsi" w:hAnsiTheme="majorHAnsi" w:cstheme="majorHAnsi"/>
+          <w:b/>
+          <w:bCs/>
+        </w:rPr>
+        <w:t>=4</w:t>
       </w:r>
       <w:r>
         <w:rPr>
@@ -4964,6 +5068,7 @@
         </w:rPr>
         <w:t xml:space="preserve"> and </w:t>
       </w:r>
+      <w:proofErr w:type="spellStart"/>
       <w:r>
         <w:rPr>
           <w:rStyle w:val="HTMLCode"/>
@@ -4971,7 +5076,17 @@
           <w:b/>
           <w:bCs/>
         </w:rPr>
-        <w:t>maxCredits=3</w:t>
+        <w:t>maxCredits</w:t>
+      </w:r>
+      <w:proofErr w:type="spellEnd"/>
+      <w:r>
+        <w:rPr>
+          <w:rStyle w:val="HTMLCode"/>
+          <w:rFonts w:asciiTheme="majorHAnsi" w:hAnsiTheme="majorHAnsi" w:cstheme="majorHAnsi"/>
+          <w:b/>
+          <w:bCs/>
+        </w:rPr>
+        <w:t>=3</w:t>
       </w:r>
       <w:r>
         <w:rPr>
@@ -5002,7 +5117,27 @@
           <w:b w:val="0"/>
           <w:bCs w:val="0"/>
         </w:rPr>
-        <w:t xml:space="preserve">What would be a good strategy to make the course filtering more user-friendly (e.g., handling typos in query parameters like “falll” or “dr. </w:t>
+        <w:t>What would be a good strategy to make the course filtering more user-friendly (e.g., handling typos in query parameters like “</w:t>
+      </w:r>
+      <w:proofErr w:type="spellStart"/>
+      <w:r>
+        <w:rPr>
+          <w:rStyle w:val="Strong"/>
+          <w:rFonts w:asciiTheme="majorHAnsi" w:hAnsiTheme="majorHAnsi" w:cstheme="majorHAnsi"/>
+          <w:b w:val="0"/>
+          <w:bCs w:val="0"/>
+        </w:rPr>
+        <w:t>falll</w:t>
+      </w:r>
+      <w:proofErr w:type="spellEnd"/>
+      <w:r>
+        <w:rPr>
+          <w:rStyle w:val="Strong"/>
+          <w:rFonts w:asciiTheme="majorHAnsi" w:hAnsiTheme="majorHAnsi" w:cstheme="majorHAnsi"/>
+          <w:b w:val="0"/>
+          <w:bCs w:val="0"/>
+        </w:rPr>
+        <w:t xml:space="preserve">” or “dr. </w:t>
       </w:r>
       <w:proofErr w:type="spellStart"/>
       <w:r>
@@ -5247,47 +5382,7 @@
           <w:b w:val="0"/>
           <w:bCs w:val="0"/>
         </w:rPr>
-        <w:t xml:space="preserve">How would this API behave under high traffic? What improvements would you need to make for production </w:t>
-      </w:r>
-      <w:proofErr w:type="gramStart"/>
-      <w:r>
-        <w:rPr>
-          <w:rStyle w:val="Strong"/>
-          <w:rFonts w:asciiTheme="majorHAnsi" w:hAnsiTheme="majorHAnsi" w:cstheme="majorHAnsi"/>
-          <w:b w:val="0"/>
-          <w:bCs w:val="0"/>
-        </w:rPr>
-        <w:t>readiness</w:t>
-      </w:r>
-      <w:proofErr w:type="gramEnd"/>
-      <w:r>
-        <w:rPr>
-          <w:rStyle w:val="Strong"/>
-          <w:rFonts w:asciiTheme="majorHAnsi" w:hAnsiTheme="majorHAnsi" w:cstheme="majorHAnsi"/>
-          <w:b w:val="0"/>
-          <w:bCs w:val="0"/>
-        </w:rPr>
-        <w:t xml:space="preserve"> (e.g., rate limiting, </w:t>
-      </w:r>
-      <w:proofErr w:type="gramStart"/>
-      <w:r>
-        <w:rPr>
-          <w:rStyle w:val="Strong"/>
-          <w:rFonts w:asciiTheme="majorHAnsi" w:hAnsiTheme="majorHAnsi" w:cstheme="majorHAnsi"/>
-          <w:b w:val="0"/>
-          <w:bCs w:val="0"/>
-        </w:rPr>
-        <w:t>caching</w:t>
-      </w:r>
-      <w:proofErr w:type="gramEnd"/>
-      <w:r>
-        <w:rPr>
-          <w:rStyle w:val="Strong"/>
-          <w:rFonts w:asciiTheme="majorHAnsi" w:hAnsiTheme="majorHAnsi" w:cstheme="majorHAnsi"/>
-          <w:b w:val="0"/>
-          <w:bCs w:val="0"/>
-        </w:rPr>
-        <w:t>)?</w:t>
+        <w:t>How would this API behave under high traffic? What improvements would you need to make for production readiness (e.g., rate limiting, caching)?</w:t>
       </w:r>
     </w:p>
     <w:p>
@@ -5536,145 +5631,37 @@
 <file path=word/numbering.xml><?xml version="1.0" encoding="utf-8"?>
 <w:numbering xmlns:wpc="http://schemas.microsoft.com/office/word/2010/wordprocessingCanvas" xmlns:cx="http://schemas.microsoft.com/office/drawing/2014/chartex" xmlns:cx1="http://schemas.microsoft.com/office/drawing/2015/9/8/chartex" xmlns:cx2="http://schemas.microsoft.com/office/drawing/2015/10/21/chartex" xmlns:cx3="http://schemas.microsoft.com/office/drawing/2016/5/9/chartex" xmlns:cx4="http://schemas.microsoft.com/office/drawing/2016/5/10/chartex" xmlns:cx5="http://schemas.microsoft.com/office/drawing/2016/5/11/chartex" xmlns:cx6="http://schemas.microsoft.com/office/drawing/2016/5/12/chartex" xmlns:cx7="http://schemas.microsoft.com/office/drawing/2016/5/13/chartex" xmlns:cx8="http://schemas.microsoft.com/office/drawing/2016/5/14/chartex" xmlns:mc="http://schemas.openxmlformats.org/markup-compatibility/2006" xmlns:aink="http://schemas.microsoft.com/office/drawing/2016/ink" xmlns:am3d="http://schemas.microsoft.com/office/drawing/2017/model3d" xmlns:o="urn:schemas-microsoft-com:office:office" xmlns:oel="http://schemas.microsoft.com/office/2019/extlst" xmlns:r="http://schemas.openxmlformats.org/officeDocument/2006/relationships" xmlns:m="http://schemas.openxmlformats.org/officeDocument/2006/math" xmlns:v="urn:schemas-microsoft-com:vml" xmlns:wp14="http://schemas.microsoft.com/office/word/2010/wordprocessingDrawing" xmlns:wp="http://schemas.openxmlformats.org/drawingml/2006/wordprocessingDrawing" xmlns:w10="urn:schemas-microsoft-com:office:word" xmlns:w="http://schemas.openxmlformats.org/wordprocessingml/2006/main" xmlns:w14="http://schemas.microsoft.com/office/word/2010/wordml" xmlns:w15="http://schemas.microsoft.com/office/word/2012/wordml" xmlns:w16cex="http://schemas.microsoft.com/office/word/2018/wordml/cex" xmlns:w16cid="http://schemas.microsoft.com/office/word/2016/wordml/cid" xmlns:w16="http://schemas.microsoft.com/office/word/2018/wordml" xmlns:w16du="http://schemas.microsoft.com/office/word/2023/wordml/word16du" xmlns:w16sdtdh="http://schemas.microsoft.com/office/word/2020/wordml/sdtdatahash" xmlns:w16sdtfl="http://schemas.microsoft.com/office/word/2024/wordml/sdtformatlock" xmlns:w16se="http://schemas.microsoft.com/office/word/2015/wordml/symex" xmlns:wpg="http://schemas.microsoft.com/office/word/2010/wordprocessingGroup" xmlns:wpi="http://schemas.microsoft.com/office/word/2010/wordprocessingInk" xmlns:wne="http://schemas.microsoft.com/office/word/2006/wordml" xmlns:wps="http://schemas.microsoft.com/office/word/2010/wordprocessingShape" mc:Ignorable="w14 w15 w16se w16cid w16 w16cex w16sdtdh w16sdtfl w16du wp14">
   <w:numPicBullet w:numPicBulletId="0">
-    <mc:AlternateContent>
-      <mc:Choice Requires="v">
-        <w:pict>
-          <v:shapetype w14:anchorId="3DC28841" id="_x0000_t75" coordsize="21600,21600" o:spt="75" o:preferrelative="t" path="m@4@5l@4@11@9@11@9@5xe" filled="f" stroked="f">
-            <v:stroke joinstyle="miter"/>
-            <v:formulas>
-              <v:f eqn="if lineDrawn pixelLineWidth 0"/>
-              <v:f eqn="sum @0 1 0"/>
-              <v:f eqn="sum 0 0 @1"/>
-              <v:f eqn="prod @2 1 2"/>
-              <v:f eqn="prod @3 21600 pixelWidth"/>
-              <v:f eqn="prod @3 21600 pixelHeight"/>
-              <v:f eqn="sum @0 0 1"/>
-              <v:f eqn="prod @6 1 2"/>
-              <v:f eqn="prod @7 21600 pixelWidth"/>
-              <v:f eqn="sum @8 21600 0"/>
-              <v:f eqn="prod @7 21600 pixelHeight"/>
-              <v:f eqn="sum @10 21600 0"/>
-            </v:formulas>
-            <v:path o:extrusionok="f" gradientshapeok="t" o:connecttype="rect"/>
-            <o:lock v:ext="edit" aspectratio="t"/>
-          </v:shapetype>
-          <v:shape id="Picture 164364912" o:spid="_x0000_i1025" type="#_x0000_t75" style="width:15pt;height:15pt;visibility:visible;mso-wrap-style:square">
-            <v:imagedata r:id="rId1" o:title=""/>
-          </v:shape>
-        </w:pict>
-      </mc:Choice>
-      <mc:Fallback>
-        <w:drawing>
-          <wp:inline distT="0" distB="0" distL="0" distR="0" wp14:anchorId="2FB1B622" wp14:editId="2FB1B623">
-            <wp:extent cx="190500" cy="190500"/>
-            <wp:effectExtent l="0" t="0" r="0" b="0"/>
-            <wp:docPr id="164364912" name="Picture 164364912"/>
-            <wp:cNvGraphicFramePr>
-              <a:graphicFrameLocks xmlns:a="http://schemas.openxmlformats.org/drawingml/2006/main" noChangeAspect="1"/>
-            </wp:cNvGraphicFramePr>
-            <a:graphic xmlns:a="http://schemas.openxmlformats.org/drawingml/2006/main">
-              <a:graphicData uri="http://schemas.openxmlformats.org/drawingml/2006/picture">
-                <pic:pic xmlns:pic="http://schemas.openxmlformats.org/drawingml/2006/picture">
-                  <pic:nvPicPr>
-                    <pic:cNvPr id="0" name="Picture -1023"/>
-                    <pic:cNvPicPr>
-                      <a:picLocks noChangeAspect="1" noChangeArrowheads="1"/>
-                    </pic:cNvPicPr>
-                  </pic:nvPicPr>
-                  <pic:blipFill>
-                    <a:blip r:embed="rId2">
-                      <a:extLst>
-                        <a:ext uri="{28A0092B-C50C-407E-A947-70E740481C1C}">
-                          <a14:useLocalDpi xmlns:a14="http://schemas.microsoft.com/office/drawing/2010/main" val="0"/>
-                        </a:ext>
-                      </a:extLst>
-                    </a:blip>
-                    <a:srcRect/>
-                    <a:stretch>
-                      <a:fillRect/>
-                    </a:stretch>
-                  </pic:blipFill>
-                  <pic:spPr bwMode="auto">
-                    <a:xfrm>
-                      <a:off x="0" y="0"/>
-                      <a:ext cx="190500" cy="190500"/>
-                    </a:xfrm>
-                    <a:prstGeom prst="rect">
-                      <a:avLst/>
-                    </a:prstGeom>
-                    <a:noFill/>
-                    <a:ln>
-                      <a:noFill/>
-                    </a:ln>
-                  </pic:spPr>
-                </pic:pic>
-              </a:graphicData>
-            </a:graphic>
-          </wp:inline>
-        </w:drawing>
-      </mc:Fallback>
-    </mc:AlternateContent>
+    <w:pict>
+      <v:shapetype id="_x0000_t75" coordsize="21600,21600" o:spt="75" o:preferrelative="t" path="m@4@5l@4@11@9@11@9@5xe" filled="f" stroked="f">
+        <v:stroke joinstyle="miter"/>
+        <v:formulas>
+          <v:f eqn="if lineDrawn pixelLineWidth 0"/>
+          <v:f eqn="sum @0 1 0"/>
+          <v:f eqn="sum 0 0 @1"/>
+          <v:f eqn="prod @2 1 2"/>
+          <v:f eqn="prod @3 21600 pixelWidth"/>
+          <v:f eqn="prod @3 21600 pixelHeight"/>
+          <v:f eqn="sum @0 0 1"/>
+          <v:f eqn="prod @6 1 2"/>
+          <v:f eqn="prod @7 21600 pixelWidth"/>
+          <v:f eqn="sum @8 21600 0"/>
+          <v:f eqn="prod @7 21600 pixelHeight"/>
+          <v:f eqn="sum @10 21600 0"/>
+        </v:formulas>
+        <v:path o:extrusionok="f" gradientshapeok="t" o:connecttype="rect"/>
+        <o:lock v:ext="edit" aspectratio="t"/>
+      </v:shapetype>
+      <v:shape id="_x0000_i1046" type="#_x0000_t75" style="width:15pt;height:15pt;visibility:visible;mso-wrap-style:square" o:bullet="t">
+        <v:imagedata r:id="rId1" o:title=""/>
+      </v:shape>
+    </w:pict>
   </w:numPicBullet>
   <w:numPicBullet w:numPicBulletId="1">
-    <mc:AlternateContent>
-      <mc:Choice Requires="v">
-        <w:pict>
-          <v:shape w14:anchorId="6FC82B23" id="Picture 2002139731" o:spid="_x0000_i1025" type="#_x0000_t75" style="width:12.75pt;height:12.75pt;visibility:visible;mso-wrap-style:square">
-            <v:imagedata r:id="rId3" o:title=""/>
-          </v:shape>
-        </w:pict>
-      </mc:Choice>
-      <mc:Fallback>
-        <w:drawing>
-          <wp:inline distT="0" distB="0" distL="0" distR="0" wp14:anchorId="2FB1B624" wp14:editId="2FB1B625">
-            <wp:extent cx="162127" cy="162127"/>
-            <wp:effectExtent l="0" t="0" r="9525" b="9525"/>
-            <wp:docPr id="2002139731" name="Picture 2002139731"/>
-            <wp:cNvGraphicFramePr>
-              <a:graphicFrameLocks xmlns:a="http://schemas.openxmlformats.org/drawingml/2006/main" noChangeAspect="1"/>
-            </wp:cNvGraphicFramePr>
-            <a:graphic xmlns:a="http://schemas.openxmlformats.org/drawingml/2006/main">
-              <a:graphicData uri="http://schemas.openxmlformats.org/drawingml/2006/picture">
-                <pic:pic xmlns:pic="http://schemas.openxmlformats.org/drawingml/2006/picture">
-                  <pic:nvPicPr>
-                    <pic:cNvPr id="0" name="image2.png"/>
-                    <pic:cNvPicPr>
-                      <a:picLocks noChangeAspect="1" noChangeArrowheads="1"/>
-                    </pic:cNvPicPr>
-                  </pic:nvPicPr>
-                  <pic:blipFill>
-                    <a:blip r:embed="rId4" cstate="print">
-                      <a:extLst>
-                        <a:ext uri="{28A0092B-C50C-407E-A947-70E740481C1C}">
-                          <a14:useLocalDpi xmlns:a14="http://schemas.microsoft.com/office/drawing/2010/main" val="0"/>
-                        </a:ext>
-                      </a:extLst>
-                    </a:blip>
-                    <a:srcRect/>
-                    <a:stretch>
-                      <a:fillRect/>
-                    </a:stretch>
-                  </pic:blipFill>
-                  <pic:spPr bwMode="auto">
-                    <a:xfrm>
-                      <a:off x="0" y="0"/>
-                      <a:ext cx="168480" cy="168480"/>
-                    </a:xfrm>
-                    <a:prstGeom prst="rect">
-                      <a:avLst/>
-                    </a:prstGeom>
-                    <a:noFill/>
-                    <a:ln>
-                      <a:noFill/>
-                    </a:ln>
-                  </pic:spPr>
-                </pic:pic>
-              </a:graphicData>
-            </a:graphic>
-          </wp:inline>
-        </w:drawing>
-      </mc:Fallback>
-    </mc:AlternateContent>
+    <w:pict>
+      <v:shape id="_x0000_i1047" type="#_x0000_t75" style="width:12.6pt;height:12.6pt;visibility:visible;mso-wrap-style:square" o:bullet="t">
+        <v:imagedata r:id="rId2" o:title=""/>
+      </v:shape>
+    </w:pict>
   </w:numPicBullet>
   <w:abstractNum w:abstractNumId="0" w15:restartNumberingAfterBreak="0">
     <w:nsid w:val="06731597"/>

--- a/S2 - PRACTICE -  ExpressJS.docx
+++ b/S2 - PRACTICE -  ExpressJS.docx
@@ -4926,20 +4926,46 @@
         </w:numPr>
         <w:spacing w:before="100" w:beforeAutospacing="1" w:after="100" w:afterAutospacing="1"/>
         <w:rPr>
+          <w:rStyle w:val="Strong"/>
+          <w:rFonts w:asciiTheme="majorHAnsi" w:hAnsiTheme="majorHAnsi" w:cstheme="majorHAnsi"/>
+        </w:rPr>
+      </w:pPr>
+      <w:r>
+        <w:rPr>
+          <w:rStyle w:val="Strong"/>
+          <w:rFonts w:asciiTheme="majorHAnsi" w:hAnsiTheme="majorHAnsi" w:cstheme="majorHAnsi"/>
+          <w:b w:val="0"/>
+          <w:bCs w:val="0"/>
+        </w:rPr>
+        <w:t>What are the advantages of using middleware in an Express application?</w:t>
+      </w:r>
+      <w:r>
+        <w:rPr>
+          <w:rStyle w:val="Strong"/>
+          <w:rFonts w:asciiTheme="majorHAnsi" w:hAnsiTheme="majorHAnsi" w:cstheme="majorHAnsi"/>
+          <w:b w:val="0"/>
+          <w:bCs w:val="0"/>
+        </w:rPr>
+        <w:br/>
+      </w:r>
+      <w:r>
+        <w:rPr>
+          <w:rStyle w:val="Strong"/>
+          <w:rFonts w:asciiTheme="majorHAnsi" w:hAnsiTheme="majorHAnsi" w:cstheme="majorHAnsi"/>
+        </w:rPr>
+        <w:t>-The advantage of using middleware in an Express application:</w:t>
+      </w:r>
+    </w:p>
+    <w:p>
+      <w:pPr>
+        <w:spacing w:before="100" w:beforeAutospacing="1" w:after="100" w:afterAutospacing="1"/>
+        <w:ind w:left="720"/>
+        <w:rPr>
           <w:rFonts w:asciiTheme="majorHAnsi" w:hAnsiTheme="majorHAnsi" w:cstheme="majorHAnsi"/>
           <w:b/>
           <w:bCs/>
         </w:rPr>
       </w:pPr>
-      <w:r>
-        <w:rPr>
-          <w:rStyle w:val="Strong"/>
-          <w:rFonts w:asciiTheme="majorHAnsi" w:hAnsiTheme="majorHAnsi" w:cstheme="majorHAnsi"/>
-          <w:b w:val="0"/>
-          <w:bCs w:val="0"/>
-        </w:rPr>
-        <w:t>What are the advantages of using middleware in an Express application?</w:t>
-      </w:r>
     </w:p>
     <w:p>
       <w:pPr>
@@ -4983,7 +5009,7 @@
           <w:b w:val="0"/>
           <w:bCs w:val="0"/>
         </w:rPr>
-        <w:t>If you had to scale this API to support user roles (e.g., admin vs student), how would you modify the middleware structure?</w:t>
+        <w:t>If you had to scale this API to support user roles (e.g., admin vs student), how would you modify the middleware structure</w:t>
       </w:r>
     </w:p>
     <w:p>
@@ -5651,14 +5677,14 @@
         <v:path o:extrusionok="f" gradientshapeok="t" o:connecttype="rect"/>
         <o:lock v:ext="edit" aspectratio="t"/>
       </v:shapetype>
-      <v:shape id="_x0000_i1046" type="#_x0000_t75" style="width:15pt;height:15pt;visibility:visible;mso-wrap-style:square" o:bullet="t">
+      <v:shape id="_x0000_i1052" type="#_x0000_t75" style="width:15pt;height:15pt;visibility:visible;mso-wrap-style:square" o:bullet="t">
         <v:imagedata r:id="rId1" o:title=""/>
       </v:shape>
     </w:pict>
   </w:numPicBullet>
   <w:numPicBullet w:numPicBulletId="1">
     <w:pict>
-      <v:shape id="_x0000_i1047" type="#_x0000_t75" style="width:12.6pt;height:12.6pt;visibility:visible;mso-wrap-style:square" o:bullet="t">
+      <v:shape id="_x0000_i1053" type="#_x0000_t75" style="width:12.6pt;height:12.6pt;visibility:visible;mso-wrap-style:square" o:bullet="t">
         <v:imagedata r:id="rId2" o:title=""/>
       </v:shape>
     </w:pict>

--- a/S2 - PRACTICE -  ExpressJS.docx
+++ b/S2 - PRACTICE -  ExpressJS.docx
@@ -544,23 +544,7 @@
           <w:rFonts w:asciiTheme="majorHAnsi" w:hAnsiTheme="majorHAnsi" w:cstheme="majorHAnsi"/>
           <w:color w:val="000000"/>
         </w:rPr>
-        <w:t xml:space="preserve">know more about </w:t>
-      </w:r>
-      <w:proofErr w:type="spellStart"/>
-      <w:r>
-        <w:rPr>
-          <w:rFonts w:asciiTheme="majorHAnsi" w:hAnsiTheme="majorHAnsi" w:cstheme="majorHAnsi"/>
-          <w:color w:val="000000"/>
-        </w:rPr>
-        <w:t>Express.js’s</w:t>
-      </w:r>
-      <w:proofErr w:type="spellEnd"/>
-      <w:r>
-        <w:rPr>
-          <w:rFonts w:asciiTheme="majorHAnsi" w:hAnsiTheme="majorHAnsi" w:cstheme="majorHAnsi"/>
-          <w:color w:val="000000"/>
-        </w:rPr>
-        <w:t xml:space="preserve"> built-in </w:t>
+        <w:t xml:space="preserve">know more about Express.js’s built-in </w:t>
       </w:r>
       <w:r>
         <w:rPr>
@@ -928,7 +912,6 @@
         <w:lastRenderedPageBreak/>
         <w:t xml:space="preserve">EXERCISE 1 </w:t>
       </w:r>
-      <w:proofErr w:type="gramStart"/>
       <w:r>
         <w:rPr>
           <w:rFonts w:asciiTheme="majorHAnsi" w:hAnsiTheme="majorHAnsi" w:cstheme="majorHAnsi"/>
@@ -964,7 +947,6 @@
         </w:rPr>
         <w:t>ing</w:t>
       </w:r>
-      <w:proofErr w:type="gramEnd"/>
     </w:p>
     <w:p/>
     <w:p>
@@ -1043,25 +1025,7 @@
           <w:sz w:val="22"/>
           <w:szCs w:val="22"/>
         </w:rPr>
-        <w:t xml:space="preserve">Refactor code from </w:t>
-      </w:r>
-      <w:proofErr w:type="spellStart"/>
-      <w:r>
-        <w:rPr>
-          <w:rFonts w:asciiTheme="majorHAnsi" w:hAnsiTheme="majorHAnsi" w:cstheme="majorHAnsi"/>
-          <w:sz w:val="22"/>
-          <w:szCs w:val="22"/>
-        </w:rPr>
-        <w:t>node.js’s</w:t>
-      </w:r>
-      <w:proofErr w:type="spellEnd"/>
-      <w:r>
-        <w:rPr>
-          <w:rFonts w:asciiTheme="majorHAnsi" w:hAnsiTheme="majorHAnsi" w:cstheme="majorHAnsi"/>
-          <w:sz w:val="22"/>
-          <w:szCs w:val="22"/>
-        </w:rPr>
-        <w:t xml:space="preserve"> built-in HTTP Module</w:t>
+        <w:t>Refactor code from node.js’s built-in HTTP Module</w:t>
       </w:r>
     </w:p>
     <w:p>
@@ -1265,6 +1229,30 @@
         </w:rPr>
         <w:t xml:space="preserve">The challenges I face when using the native http module is </w:t>
       </w:r>
+      <w:r>
+        <w:rPr>
+          <w:rFonts w:asciiTheme="majorHAnsi" w:hAnsiTheme="majorHAnsi" w:cstheme="majorHAnsi"/>
+          <w:sz w:val="22"/>
+          <w:szCs w:val="22"/>
+        </w:rPr>
+        <w:t>o</w:t>
+      </w:r>
+      <w:r>
+        <w:rPr>
+          <w:rFonts w:asciiTheme="majorHAnsi" w:hAnsiTheme="majorHAnsi" w:cstheme="majorHAnsi"/>
+          <w:sz w:val="22"/>
+          <w:szCs w:val="22"/>
+        </w:rPr>
+        <w:t>ften requires writing significant boilerplate code for basic tasks. Express.js abstracts these low-level operations into a more intuitive AP</w:t>
+      </w:r>
+      <w:r>
+        <w:rPr>
+          <w:rFonts w:asciiTheme="majorHAnsi" w:hAnsiTheme="majorHAnsi" w:cstheme="majorHAnsi"/>
+          <w:sz w:val="22"/>
+          <w:szCs w:val="22"/>
+        </w:rPr>
+        <w:t>I.</w:t>
+      </w:r>
     </w:p>
     <w:p>
       <w:pPr>
@@ -1556,25 +1544,7 @@
           <w:sz w:val="22"/>
           <w:szCs w:val="22"/>
         </w:rPr>
-        <w:t xml:space="preserve">Middleware is a function that run before your route, and to replicate middleware behavior using the native module we build a custom runner function </w:t>
-      </w:r>
-      <w:proofErr w:type="gramStart"/>
-      <w:r>
-        <w:rPr>
-          <w:rFonts w:asciiTheme="majorHAnsi" w:hAnsiTheme="majorHAnsi" w:cstheme="majorHAnsi"/>
-          <w:sz w:val="22"/>
-          <w:szCs w:val="22"/>
-        </w:rPr>
-        <w:t>that chains handlers</w:t>
-      </w:r>
-      <w:proofErr w:type="gramEnd"/>
-      <w:r>
-        <w:rPr>
-          <w:rFonts w:asciiTheme="majorHAnsi" w:hAnsiTheme="majorHAnsi" w:cstheme="majorHAnsi"/>
-          <w:sz w:val="22"/>
-          <w:szCs w:val="22"/>
-        </w:rPr>
-        <w:t xml:space="preserve"> and uses an index or a recursive callback to execute them in order until the request is fulfilled.</w:t>
+        <w:t>Middleware is a function that run before your route, and to replicate middleware behavior using the native module we build a custom runner function that chains handlers and uses an index or a recursive callback to execute them in order until the request is fulfilled.</w:t>
       </w:r>
     </w:p>
     <w:p>
@@ -2116,7 +2086,6 @@
         </w:rPr>
         <w:t xml:space="preserve">  "instructor": "Dr. </w:t>
       </w:r>
-      <w:proofErr w:type="spellStart"/>
       <w:r>
         <w:rPr>
           <w:sz w:val="18"/>
@@ -2124,7 +2093,6 @@
         </w:rPr>
         <w:t>KimAng</w:t>
       </w:r>
-      <w:proofErr w:type="spellEnd"/>
       <w:r>
         <w:rPr>
           <w:sz w:val="18"/>
@@ -2467,7 +2435,6 @@
           <w:szCs w:val="22"/>
         </w:rPr>
       </w:pPr>
-      <w:proofErr w:type="spellStart"/>
       <w:r>
         <w:rPr>
           <w:rFonts w:ascii="Consolas" w:hAnsi="Consolas" w:cs="Courier New"/>
@@ -2477,7 +2444,6 @@
         </w:rPr>
         <w:t>minCredits</w:t>
       </w:r>
-      <w:proofErr w:type="spellEnd"/>
       <w:r>
         <w:rPr>
           <w:rFonts w:ascii="Consolas" w:hAnsi="Consolas"/>
@@ -2509,7 +2475,6 @@
           <w:szCs w:val="22"/>
         </w:rPr>
       </w:pPr>
-      <w:proofErr w:type="spellStart"/>
       <w:r>
         <w:rPr>
           <w:rFonts w:ascii="Consolas" w:hAnsi="Consolas" w:cs="Courier New"/>
@@ -2519,7 +2484,6 @@
         </w:rPr>
         <w:t>maxCredits</w:t>
       </w:r>
-      <w:proofErr w:type="spellEnd"/>
       <w:r>
         <w:rPr>
           <w:rFonts w:ascii="Consolas" w:hAnsi="Consolas"/>
@@ -2935,34 +2899,14 @@
         </w:rPr>
         <w:t xml:space="preserve"> (</w:t>
       </w:r>
-      <w:proofErr w:type="spellStart"/>
       <w:r>
         <w:rPr>
           <w:rFonts w:asciiTheme="majorHAnsi" w:hAnsiTheme="majorHAnsi" w:cstheme="majorHAnsi"/>
           <w:sz w:val="20"/>
           <w:szCs w:val="20"/>
         </w:rPr>
-        <w:t>minCredits</w:t>
-      </w:r>
-      <w:proofErr w:type="spellEnd"/>
-      <w:r>
-        <w:rPr>
-          <w:rFonts w:asciiTheme="majorHAnsi" w:hAnsiTheme="majorHAnsi" w:cstheme="majorHAnsi"/>
-          <w:sz w:val="20"/>
-          <w:szCs w:val="20"/>
-        </w:rPr>
-        <w:t xml:space="preserve"> &gt; </w:t>
-      </w:r>
-      <w:proofErr w:type="spellStart"/>
-      <w:r>
-        <w:rPr>
-          <w:rFonts w:asciiTheme="majorHAnsi" w:hAnsiTheme="majorHAnsi" w:cstheme="majorHAnsi"/>
-          <w:sz w:val="20"/>
-          <w:szCs w:val="20"/>
-        </w:rPr>
-        <w:t>maxCredits</w:t>
-      </w:r>
-      <w:proofErr w:type="spellEnd"/>
+        <w:t>minCredits &gt; maxCredits</w:t>
+      </w:r>
       <w:r>
         <w:rPr>
           <w:rFonts w:asciiTheme="majorHAnsi" w:hAnsiTheme="majorHAnsi" w:cstheme="majorHAnsi"/>
@@ -3350,27 +3294,7 @@
                 <w:szCs w:val="18"/>
                 <w:lang w:val="en-US"/>
               </w:rPr>
-              <w:t xml:space="preserve">      "instructor": "Dr. </w:t>
-            </w:r>
-            <w:proofErr w:type="spellStart"/>
-            <w:r>
-              <w:rPr>
-                <w:rFonts w:ascii="Consolas" w:hAnsi="Consolas" w:cs="Courier New"/>
-                <w:sz w:val="18"/>
-                <w:szCs w:val="18"/>
-                <w:lang w:val="en-US"/>
-              </w:rPr>
-              <w:t>KimAng</w:t>
-            </w:r>
-            <w:proofErr w:type="spellEnd"/>
-            <w:r>
-              <w:rPr>
-                <w:rFonts w:ascii="Consolas" w:hAnsi="Consolas" w:cs="Courier New"/>
-                <w:sz w:val="18"/>
-                <w:szCs w:val="18"/>
-                <w:lang w:val="en-US"/>
-              </w:rPr>
-              <w:t>",</w:t>
+              <w:t xml:space="preserve">      "instructor": "Dr. KimAng",</w:t>
             </w:r>
           </w:p>
           <w:p>
@@ -3686,23 +3610,13 @@
         </w:rPr>
         <w:t xml:space="preserve"> E</w:t>
       </w:r>
-      <w:proofErr w:type="spellStart"/>
       <w:r>
         <w:rPr>
           <w:rFonts w:asciiTheme="majorHAnsi" w:hAnsiTheme="majorHAnsi" w:cstheme="majorHAnsi"/>
           <w:sz w:val="40"/>
           <w:szCs w:val="40"/>
         </w:rPr>
-        <w:t>nhance</w:t>
-      </w:r>
-      <w:proofErr w:type="spellEnd"/>
-      <w:r>
-        <w:rPr>
-          <w:rFonts w:asciiTheme="majorHAnsi" w:hAnsiTheme="majorHAnsi" w:cstheme="majorHAnsi"/>
-          <w:sz w:val="40"/>
-          <w:szCs w:val="40"/>
-        </w:rPr>
-        <w:t xml:space="preserve"> </w:t>
+        <w:t xml:space="preserve">nhance </w:t>
       </w:r>
       <w:r>
         <w:rPr>
@@ -4092,7 +4006,6 @@
         </w:rPr>
         <w:t xml:space="preserve">If </w:t>
       </w:r>
-      <w:proofErr w:type="spellStart"/>
       <w:r>
         <w:rPr>
           <w:rFonts w:ascii="Consolas" w:hAnsi="Consolas" w:cs="Courier New"/>
@@ -4101,7 +4014,6 @@
         </w:rPr>
         <w:t>minCredits</w:t>
       </w:r>
-      <w:proofErr w:type="spellEnd"/>
       <w:r>
         <w:rPr>
           <w:rFonts w:ascii="Consolas" w:hAnsi="Consolas"/>
@@ -4110,7 +4022,6 @@
         </w:rPr>
         <w:t xml:space="preserve"> or </w:t>
       </w:r>
-      <w:proofErr w:type="spellStart"/>
       <w:r>
         <w:rPr>
           <w:rFonts w:ascii="Consolas" w:hAnsi="Consolas" w:cs="Courier New"/>
@@ -4119,7 +4030,6 @@
         </w:rPr>
         <w:t>maxCredits</w:t>
       </w:r>
-      <w:proofErr w:type="spellEnd"/>
       <w:r>
         <w:rPr>
           <w:rFonts w:ascii="Consolas" w:hAnsi="Consolas"/>
@@ -4150,34 +4060,14 @@
         </w:rPr>
         <w:t xml:space="preserve">If </w:t>
       </w:r>
-      <w:proofErr w:type="spellStart"/>
       <w:r>
         <w:rPr>
           <w:rFonts w:ascii="Consolas" w:hAnsi="Consolas" w:cs="Courier New"/>
           <w:sz w:val="18"/>
           <w:szCs w:val="18"/>
         </w:rPr>
-        <w:t>minCredits</w:t>
-      </w:r>
-      <w:proofErr w:type="spellEnd"/>
-      <w:r>
-        <w:rPr>
-          <w:rFonts w:ascii="Consolas" w:hAnsi="Consolas" w:cs="Courier New"/>
-          <w:sz w:val="18"/>
-          <w:szCs w:val="18"/>
-        </w:rPr>
-        <w:t xml:space="preserve"> &gt; </w:t>
-      </w:r>
-      <w:proofErr w:type="spellStart"/>
-      <w:r>
-        <w:rPr>
-          <w:rFonts w:ascii="Consolas" w:hAnsi="Consolas" w:cs="Courier New"/>
-          <w:sz w:val="18"/>
-          <w:szCs w:val="18"/>
-        </w:rPr>
-        <w:t>maxCredits</w:t>
-      </w:r>
-      <w:proofErr w:type="spellEnd"/>
+        <w:t>minCredits &gt; maxCredits</w:t>
+      </w:r>
       <w:r>
         <w:rPr>
           <w:rFonts w:ascii="Consolas" w:hAnsi="Consolas"/>
@@ -4666,37 +4556,51 @@
         <w:rPr>
           <w:rStyle w:val="HTMLCode"/>
         </w:rPr>
-        <w:t>GET /departments/CSE/</w:t>
-      </w:r>
-      <w:proofErr w:type="spellStart"/>
+        <w:t>GET /departments/CSE/courses?minCredits=abc</w:t>
+      </w:r>
+    </w:p>
+    <w:p>
+      <w:pPr>
+        <w:spacing w:before="100" w:beforeAutospacing="1" w:after="100" w:afterAutospacing="1"/>
+      </w:pPr>
+      <w:r>
+        <w:t xml:space="preserve"> → should return </w:t>
+      </w:r>
       <w:r>
         <w:rPr>
           <w:rStyle w:val="HTMLCode"/>
         </w:rPr>
-        <w:t>courses?minCredits</w:t>
-      </w:r>
-      <w:proofErr w:type="spellEnd"/>
-      <w:r>
+        <w:t>400 Bad Request</w:t>
+      </w:r>
+    </w:p>
+    <w:p>
+      <w:pPr>
+        <w:spacing w:before="100" w:beforeAutospacing="1" w:after="100" w:afterAutospacing="1"/>
         <w:rPr>
           <w:rStyle w:val="HTMLCode"/>
         </w:rPr>
-        <w:t>=</w:t>
-      </w:r>
-      <w:proofErr w:type="spellStart"/>
+      </w:pPr>
+    </w:p>
+    <w:p>
+      <w:pPr>
+        <w:pStyle w:val="code"/>
+      </w:pPr>
       <w:r>
         <w:rPr>
           <w:rStyle w:val="HTMLCode"/>
         </w:rPr>
-        <w:t>abc</w:t>
-      </w:r>
-      <w:proofErr w:type="spellEnd"/>
+        <w:t>GET /departments/CSE/courses?minCredits=4&amp;maxCredits=2</w:t>
+      </w:r>
+      <w:r>
+        <w:t xml:space="preserve"> </w:t>
+      </w:r>
     </w:p>
     <w:p>
       <w:pPr>
         <w:spacing w:before="100" w:beforeAutospacing="1" w:after="100" w:afterAutospacing="1"/>
       </w:pPr>
       <w:r>
-        <w:t xml:space="preserve"> → should return </w:t>
+        <w:t xml:space="preserve">→ should return </w:t>
       </w:r>
       <w:r>
         <w:rPr>
@@ -4721,71 +4625,7 @@
         <w:rPr>
           <w:rStyle w:val="HTMLCode"/>
         </w:rPr>
-        <w:t>GET /departments/CSE/</w:t>
-      </w:r>
-      <w:proofErr w:type="spellStart"/>
-      <w:r>
-        <w:rPr>
-          <w:rStyle w:val="HTMLCode"/>
-        </w:rPr>
-        <w:t>courses?minCredits</w:t>
-      </w:r>
-      <w:proofErr w:type="spellEnd"/>
-      <w:r>
-        <w:rPr>
-          <w:rStyle w:val="HTMLCode"/>
-        </w:rPr>
-        <w:t>=4&amp;maxCredits=2</w:t>
-      </w:r>
-      <w:r>
-        <w:t xml:space="preserve"> </w:t>
-      </w:r>
-    </w:p>
-    <w:p>
-      <w:pPr>
-        <w:spacing w:before="100" w:beforeAutospacing="1" w:after="100" w:afterAutospacing="1"/>
-      </w:pPr>
-      <w:r>
-        <w:t xml:space="preserve">→ should return </w:t>
-      </w:r>
-      <w:r>
-        <w:rPr>
-          <w:rStyle w:val="HTMLCode"/>
-        </w:rPr>
-        <w:t>400 Bad Request</w:t>
-      </w:r>
-    </w:p>
-    <w:p>
-      <w:pPr>
-        <w:spacing w:before="100" w:beforeAutospacing="1" w:after="100" w:afterAutospacing="1"/>
-        <w:rPr>
-          <w:rStyle w:val="HTMLCode"/>
-        </w:rPr>
-      </w:pPr>
-    </w:p>
-    <w:p>
-      <w:pPr>
-        <w:pStyle w:val="code"/>
-      </w:pPr>
-      <w:r>
-        <w:rPr>
-          <w:rStyle w:val="HTMLCode"/>
-        </w:rPr>
-        <w:t>GET /departments/CSE/</w:t>
-      </w:r>
-      <w:proofErr w:type="spellStart"/>
-      <w:r>
-        <w:rPr>
-          <w:rStyle w:val="HTMLCode"/>
-        </w:rPr>
-        <w:t>courses?token</w:t>
-      </w:r>
-      <w:proofErr w:type="spellEnd"/>
-      <w:r>
-        <w:rPr>
-          <w:rStyle w:val="HTMLCode"/>
-        </w:rPr>
-        <w:t>=xyz123</w:t>
+        <w:t>GET /departments/CSE/courses?token=xyz123</w:t>
       </w:r>
       <w:r>
         <w:t xml:space="preserve"> </w:t>
@@ -4939,6 +4779,17 @@
         </w:rPr>
         <w:t>What are the advantages of using middleware in an Express application?</w:t>
       </w:r>
+    </w:p>
+    <w:p>
+      <w:pPr>
+        <w:spacing w:before="100" w:beforeAutospacing="1" w:after="100" w:afterAutospacing="1"/>
+        <w:ind w:left="720"/>
+        <w:rPr>
+          <w:rFonts w:asciiTheme="majorHAnsi" w:hAnsiTheme="majorHAnsi" w:cstheme="majorHAnsi"/>
+          <w:b/>
+          <w:bCs/>
+        </w:rPr>
+      </w:pPr>
       <w:r>
         <w:rPr>
           <w:rStyle w:val="Strong"/>
@@ -4953,19 +4804,40 @@
           <w:rStyle w:val="Strong"/>
           <w:rFonts w:asciiTheme="majorHAnsi" w:hAnsiTheme="majorHAnsi" w:cstheme="majorHAnsi"/>
         </w:rPr>
-        <w:t>-The advantage of using middleware in an Express application:</w:t>
-      </w:r>
-    </w:p>
-    <w:p>
-      <w:pPr>
-        <w:spacing w:before="100" w:beforeAutospacing="1" w:after="100" w:afterAutospacing="1"/>
-        <w:ind w:left="720"/>
+        <w:t>-</w:t>
+      </w:r>
+      <w:r>
+        <w:rPr>
+          <w:rStyle w:val="Strong"/>
+          <w:rFonts w:asciiTheme="majorHAnsi" w:hAnsiTheme="majorHAnsi" w:cstheme="majorHAnsi"/>
+          <w:b w:val="0"/>
+          <w:bCs w:val="0"/>
+        </w:rPr>
+        <w:t>The advantage of using middleware in an Express application</w:t>
+      </w:r>
+      <w:r>
+        <w:rPr>
+          <w:rStyle w:val="Strong"/>
+          <w:rFonts w:asciiTheme="majorHAnsi" w:hAnsiTheme="majorHAnsi" w:cstheme="majorHAnsi"/>
+          <w:b w:val="0"/>
+          <w:bCs w:val="0"/>
+        </w:rPr>
+        <w:t>. It</w:t>
+      </w:r>
+      <w:r>
         <w:rPr>
           <w:rFonts w:asciiTheme="majorHAnsi" w:hAnsiTheme="majorHAnsi" w:cstheme="majorHAnsi"/>
           <w:b/>
           <w:bCs/>
         </w:rPr>
-      </w:pPr>
+        <w:t xml:space="preserve"> </w:t>
+      </w:r>
+      <w:r>
+        <w:rPr>
+          <w:rFonts w:asciiTheme="majorHAnsi" w:hAnsiTheme="majorHAnsi" w:cstheme="majorHAnsi"/>
+        </w:rPr>
+        <w:t>helps make an Express application cleaner and more organized because common tasks like authentication, validation, and logging can be reused in many routes instead of writing the same code repeatedly.</w:t>
+      </w:r>
     </w:p>
     <w:p>
       <w:pPr>
@@ -4975,6 +4847,25 @@
         </w:numPr>
         <w:spacing w:before="100" w:beforeAutospacing="1" w:after="100" w:afterAutospacing="1"/>
         <w:rPr>
+          <w:rStyle w:val="Strong"/>
+          <w:rFonts w:asciiTheme="majorHAnsi" w:hAnsiTheme="majorHAnsi" w:cstheme="majorHAnsi"/>
+        </w:rPr>
+      </w:pPr>
+      <w:r>
+        <w:rPr>
+          <w:rStyle w:val="Strong"/>
+          <w:rFonts w:asciiTheme="majorHAnsi" w:hAnsiTheme="majorHAnsi" w:cstheme="majorHAnsi"/>
+          <w:b w:val="0"/>
+          <w:bCs w:val="0"/>
+        </w:rPr>
+        <w:t>How does separating middleware into dedicated files improve the maintainability of your code?</w:t>
+      </w:r>
+    </w:p>
+    <w:p>
+      <w:pPr>
+        <w:spacing w:before="100" w:beforeAutospacing="1" w:after="100" w:afterAutospacing="1"/>
+        <w:ind w:left="720"/>
+        <w:rPr>
           <w:rFonts w:asciiTheme="majorHAnsi" w:hAnsiTheme="majorHAnsi" w:cstheme="majorHAnsi"/>
           <w:b/>
           <w:bCs/>
@@ -4987,7 +4878,16 @@
           <w:b w:val="0"/>
           <w:bCs w:val="0"/>
         </w:rPr>
-        <w:t>How does separating middleware into dedicated files improve the maintainability of your code?</w:t>
+        <w:t>-</w:t>
+      </w:r>
+      <w:r>
+        <w:t xml:space="preserve"> </w:t>
+      </w:r>
+      <w:r>
+        <w:rPr>
+          <w:rFonts w:asciiTheme="majorHAnsi" w:hAnsiTheme="majorHAnsi" w:cstheme="majorHAnsi"/>
+        </w:rPr>
+        <w:t>Separating middleware into different files improves maintainability because the code is easier to read, debug, update, and manage, especially in large projects or team environments.</w:t>
       </w:r>
     </w:p>
     <w:p>
@@ -5017,6 +4917,45 @@
         <w:spacing w:before="100" w:beforeAutospacing="1" w:after="100" w:afterAutospacing="1"/>
         <w:ind w:left="720"/>
         <w:rPr>
+          <w:rStyle w:val="Strong"/>
+          <w:rFonts w:asciiTheme="majorHAnsi" w:hAnsiTheme="majorHAnsi" w:cstheme="majorHAnsi"/>
+        </w:rPr>
+      </w:pPr>
+      <w:r>
+        <w:rPr>
+          <w:rStyle w:val="Strong"/>
+          <w:rFonts w:asciiTheme="majorHAnsi" w:hAnsiTheme="majorHAnsi" w:cstheme="majorHAnsi"/>
+          <w:b w:val="0"/>
+          <w:bCs w:val="0"/>
+        </w:rPr>
+        <w:t>-</w:t>
+      </w:r>
+      <w:r>
+        <w:t xml:space="preserve"> </w:t>
+      </w:r>
+      <w:r>
+        <w:rPr>
+          <w:rFonts w:asciiTheme="majorHAnsi" w:hAnsiTheme="majorHAnsi" w:cstheme="majorHAnsi"/>
+        </w:rPr>
+        <w:t xml:space="preserve">To support user roles like admin and student, I </w:t>
+      </w:r>
+      <w:r>
+        <w:rPr>
+          <w:rFonts w:asciiTheme="majorHAnsi" w:hAnsiTheme="majorHAnsi" w:cstheme="majorHAnsi"/>
+        </w:rPr>
+        <w:t>think I</w:t>
+      </w:r>
+      <w:r>
+        <w:rPr>
+          <w:rFonts w:asciiTheme="majorHAnsi" w:hAnsiTheme="majorHAnsi" w:cstheme="majorHAnsi"/>
+        </w:rPr>
+        <w:t>would create separate authentication and authorization middleware so the system can check both the user identity and their permissions before allowing access.</w:t>
+      </w:r>
+    </w:p>
+    <w:p>
+      <w:pPr>
+        <w:spacing w:before="100" w:beforeAutospacing="1" w:after="100" w:afterAutospacing="1"/>
+        <w:rPr>
           <w:rFonts w:asciiTheme="majorHAnsi" w:hAnsiTheme="majorHAnsi" w:cstheme="majorHAnsi"/>
           <w:b/>
           <w:bCs/>
@@ -5051,11 +4990,28 @@
         </w:numPr>
         <w:spacing w:before="100" w:beforeAutospacing="1" w:after="100" w:afterAutospacing="1"/>
         <w:rPr>
+          <w:rStyle w:val="Strong"/>
+          <w:rFonts w:asciiTheme="majorHAnsi" w:hAnsiTheme="majorHAnsi" w:cstheme="majorHAnsi"/>
+        </w:rPr>
+      </w:pPr>
+      <w:r>
+        <w:rPr>
+          <w:rStyle w:val="Strong"/>
+          <w:rFonts w:asciiTheme="majorHAnsi" w:hAnsiTheme="majorHAnsi" w:cstheme="majorHAnsi"/>
+          <w:b w:val="0"/>
+          <w:bCs w:val="0"/>
+        </w:rPr>
+        <w:t xml:space="preserve">How would you handle cases where multiple query parameters conflict or are ambiguous (e.g., </w:t>
+      </w:r>
+      <w:r>
+        <w:rPr>
+          <w:rStyle w:val="HTMLCode"/>
           <w:rFonts w:asciiTheme="majorHAnsi" w:hAnsiTheme="majorHAnsi" w:cstheme="majorHAnsi"/>
           <w:b/>
           <w:bCs/>
         </w:rPr>
-      </w:pPr>
+        <w:t>minCredits=4</w:t>
+      </w:r>
       <w:r>
         <w:rPr>
           <w:rStyle w:val="Strong"/>
@@ -5063,9 +5019,8 @@
           <w:b w:val="0"/>
           <w:bCs w:val="0"/>
         </w:rPr>
-        <w:t xml:space="preserve">How would you handle cases where multiple query parameters conflict or are ambiguous (e.g., </w:t>
-      </w:r>
-      <w:proofErr w:type="spellStart"/>
+        <w:t xml:space="preserve"> and </w:t>
+      </w:r>
       <w:r>
         <w:rPr>
           <w:rStyle w:val="HTMLCode"/>
@@ -5073,17 +5028,7 @@
           <w:b/>
           <w:bCs/>
         </w:rPr>
-        <w:t>minCredits</w:t>
-      </w:r>
-      <w:proofErr w:type="spellEnd"/>
-      <w:r>
-        <w:rPr>
-          <w:rStyle w:val="HTMLCode"/>
-          <w:rFonts w:asciiTheme="majorHAnsi" w:hAnsiTheme="majorHAnsi" w:cstheme="majorHAnsi"/>
-          <w:b/>
-          <w:bCs/>
-        </w:rPr>
-        <w:t>=4</w:t>
+        <w:t>maxCredits=3</w:t>
       </w:r>
       <w:r>
         <w:rPr>
@@ -5092,28 +5037,18 @@
           <w:b w:val="0"/>
           <w:bCs w:val="0"/>
         </w:rPr>
-        <w:t xml:space="preserve"> and </w:t>
-      </w:r>
-      <w:proofErr w:type="spellStart"/>
-      <w:r>
-        <w:rPr>
-          <w:rStyle w:val="HTMLCode"/>
-          <w:rFonts w:asciiTheme="majorHAnsi" w:hAnsiTheme="majorHAnsi" w:cstheme="majorHAnsi"/>
-          <w:b/>
-          <w:bCs/>
-        </w:rPr>
-        <w:t>maxCredits</w:t>
-      </w:r>
-      <w:proofErr w:type="spellEnd"/>
-      <w:r>
-        <w:rPr>
-          <w:rStyle w:val="HTMLCode"/>
-          <w:rFonts w:asciiTheme="majorHAnsi" w:hAnsiTheme="majorHAnsi" w:cstheme="majorHAnsi"/>
-          <w:b/>
-          <w:bCs/>
-        </w:rPr>
-        <w:t>=3</w:t>
-      </w:r>
+        <w:t>)?</w:t>
+      </w:r>
+    </w:p>
+    <w:p>
+      <w:pPr>
+        <w:spacing w:before="100" w:beforeAutospacing="1" w:after="100" w:afterAutospacing="1"/>
+        <w:ind w:left="720"/>
+        <w:rPr>
+          <w:rFonts w:asciiTheme="majorHAnsi" w:hAnsiTheme="majorHAnsi" w:cstheme="majorHAnsi"/>
+          <w:lang w:val="en-US"/>
+        </w:rPr>
+      </w:pPr>
       <w:r>
         <w:rPr>
           <w:rStyle w:val="Strong"/>
@@ -5121,7 +5056,14 @@
           <w:b w:val="0"/>
           <w:bCs w:val="0"/>
         </w:rPr>
-        <w:t>)?</w:t>
+        <w:t>-</w:t>
+      </w:r>
+      <w:r>
+        <w:rPr>
+          <w:rFonts w:asciiTheme="majorHAnsi" w:hAnsiTheme="majorHAnsi" w:cstheme="majorHAnsi"/>
+          <w:lang w:val="en-US"/>
+        </w:rPr>
+        <w:t xml:space="preserve">If query parameters conflict, such as minCredits=4 and maxCredits=3, the API should validate the inputs and return a clear error message instead of processing invalid data. </w:t>
       </w:r>
     </w:p>
     <w:p>
@@ -5143,9 +5085,18 @@
           <w:b w:val="0"/>
           <w:bCs w:val="0"/>
         </w:rPr>
-        <w:t>What would be a good strategy to make the course filtering more user-friendly (e.g., handling typos in query parameters like “</w:t>
-      </w:r>
-      <w:proofErr w:type="spellStart"/>
+        <w:t>What would be a good strategy to make the course filtering more user-friendly (e.g., handling typos in query parameters like “falll” or “dr. smtih”)?</w:t>
+      </w:r>
+    </w:p>
+    <w:p>
+      <w:pPr>
+        <w:spacing w:before="100" w:beforeAutospacing="1" w:after="100" w:afterAutospacing="1"/>
+        <w:ind w:left="720"/>
+        <w:rPr>
+          <w:rStyle w:val="Strong"/>
+          <w:rFonts w:asciiTheme="majorHAnsi" w:hAnsiTheme="majorHAnsi" w:cstheme="majorHAnsi"/>
+        </w:rPr>
+      </w:pPr>
       <w:r>
         <w:rPr>
           <w:rStyle w:val="Strong"/>
@@ -5153,37 +5104,21 @@
           <w:b w:val="0"/>
           <w:bCs w:val="0"/>
         </w:rPr>
-        <w:t>falll</w:t>
-      </w:r>
-      <w:proofErr w:type="spellEnd"/>
-      <w:r>
-        <w:rPr>
-          <w:rStyle w:val="Strong"/>
-          <w:rFonts w:asciiTheme="majorHAnsi" w:hAnsiTheme="majorHAnsi" w:cstheme="majorHAnsi"/>
-          <w:b w:val="0"/>
-          <w:bCs w:val="0"/>
-        </w:rPr>
-        <w:t xml:space="preserve">” or “dr. </w:t>
-      </w:r>
-      <w:proofErr w:type="spellStart"/>
-      <w:r>
-        <w:rPr>
-          <w:rStyle w:val="Strong"/>
-          <w:rFonts w:asciiTheme="majorHAnsi" w:hAnsiTheme="majorHAnsi" w:cstheme="majorHAnsi"/>
-          <w:b w:val="0"/>
-          <w:bCs w:val="0"/>
-        </w:rPr>
-        <w:t>smtih</w:t>
-      </w:r>
-      <w:proofErr w:type="spellEnd"/>
-      <w:r>
-        <w:rPr>
-          <w:rStyle w:val="Strong"/>
-          <w:rFonts w:asciiTheme="majorHAnsi" w:hAnsiTheme="majorHAnsi" w:cstheme="majorHAnsi"/>
-          <w:b w:val="0"/>
-          <w:bCs w:val="0"/>
-        </w:rPr>
-        <w:t>”)?</w:t>
+        <w:t>-</w:t>
+      </w:r>
+      <w:r>
+        <w:rPr>
+          <w:rFonts w:asciiTheme="majorHAnsi" w:hAnsiTheme="majorHAnsi" w:cstheme="majorHAnsi"/>
+          <w:lang w:val="en-US"/>
+        </w:rPr>
+        <w:t xml:space="preserve"> </w:t>
+      </w:r>
+      <w:r>
+        <w:rPr>
+          <w:rFonts w:asciiTheme="majorHAnsi" w:hAnsiTheme="majorHAnsi" w:cstheme="majorHAnsi"/>
+          <w:lang w:val="en-US"/>
+        </w:rPr>
+        <w:t>To make filtering more user-friendly, I would use case-insensitive searches and fuzzy matching so the system can handle small typos like “falll” or “dr. smtih” and suggest the closest correct value.</w:t>
       </w:r>
     </w:p>
     <w:p>
@@ -5214,6 +5149,7 @@
           <w:bCs/>
           <w:color w:val="000000" w:themeColor="text1"/>
         </w:rPr>
+        <w:lastRenderedPageBreak/>
         <w:t>Security &amp; Validation</w:t>
       </w:r>
     </w:p>
@@ -5225,11 +5161,28 @@
         </w:numPr>
         <w:spacing w:before="100" w:beforeAutospacing="1" w:after="100" w:afterAutospacing="1"/>
         <w:rPr>
+          <w:rStyle w:val="Strong"/>
+          <w:rFonts w:asciiTheme="majorHAnsi" w:hAnsiTheme="majorHAnsi" w:cstheme="majorHAnsi"/>
+        </w:rPr>
+      </w:pPr>
+      <w:r>
+        <w:rPr>
+          <w:rStyle w:val="Strong"/>
+          <w:rFonts w:asciiTheme="majorHAnsi" w:hAnsiTheme="majorHAnsi" w:cstheme="majorHAnsi"/>
+          <w:b w:val="0"/>
+          <w:bCs w:val="0"/>
+        </w:rPr>
+        <w:t xml:space="preserve">What are the limitations of using a query parameter for authentication (e.g., </w:t>
+      </w:r>
+      <w:r>
+        <w:rPr>
+          <w:rStyle w:val="HTMLCode"/>
           <w:rFonts w:asciiTheme="majorHAnsi" w:hAnsiTheme="majorHAnsi" w:cstheme="majorHAnsi"/>
           <w:b/>
           <w:bCs/>
         </w:rPr>
-      </w:pPr>
+        <w:t>?token=xyz123</w:t>
+      </w:r>
       <w:r>
         <w:rPr>
           <w:rStyle w:val="Strong"/>
@@ -5237,17 +5190,18 @@
           <w:b w:val="0"/>
           <w:bCs w:val="0"/>
         </w:rPr>
-        <w:t xml:space="preserve">What are the limitations of using a query parameter for authentication (e.g., </w:t>
-      </w:r>
-      <w:r>
-        <w:rPr>
-          <w:rStyle w:val="HTMLCode"/>
-          <w:rFonts w:asciiTheme="majorHAnsi" w:hAnsiTheme="majorHAnsi" w:cstheme="majorHAnsi"/>
-          <w:b/>
-          <w:bCs/>
-        </w:rPr>
-        <w:t>?token=xyz123</w:t>
-      </w:r>
+        <w:t>)? What alternatives would be more secure?</w:t>
+      </w:r>
+    </w:p>
+    <w:p>
+      <w:pPr>
+        <w:spacing w:before="100" w:beforeAutospacing="1" w:after="100" w:afterAutospacing="1"/>
+        <w:ind w:left="720"/>
+        <w:rPr>
+          <w:rFonts w:asciiTheme="majorHAnsi" w:hAnsiTheme="majorHAnsi" w:cstheme="majorHAnsi"/>
+          <w:lang w:val="en-US"/>
+        </w:rPr>
+      </w:pPr>
       <w:r>
         <w:rPr>
           <w:rStyle w:val="Strong"/>
@@ -5255,7 +5209,14 @@
           <w:b w:val="0"/>
           <w:bCs w:val="0"/>
         </w:rPr>
-        <w:t>)? What alternatives would be more secure?</w:t>
+        <w:t>-</w:t>
+      </w:r>
+      <w:r>
+        <w:rPr>
+          <w:rFonts w:asciiTheme="majorHAnsi" w:hAnsiTheme="majorHAnsi" w:cstheme="majorHAnsi"/>
+          <w:lang w:val="en-US"/>
+        </w:rPr>
+        <w:t xml:space="preserve"> Using query parameters for authentication is not secure because tokens can appear in URLs, browser history, and logs. More secure methods include JWT tokens in headers, sessions, or OAuth authentication. </w:t>
       </w:r>
     </w:p>
     <w:p>
@@ -5285,6 +5246,39 @@
         <w:spacing w:before="100" w:beforeAutospacing="1" w:after="100" w:afterAutospacing="1"/>
         <w:ind w:left="720"/>
         <w:rPr>
+          <w:rStyle w:val="Strong"/>
+          <w:rFonts w:asciiTheme="majorHAnsi" w:hAnsiTheme="majorHAnsi" w:cstheme="majorHAnsi"/>
+        </w:rPr>
+      </w:pPr>
+      <w:r>
+        <w:rPr>
+          <w:rStyle w:val="Strong"/>
+          <w:rFonts w:asciiTheme="majorHAnsi" w:hAnsiTheme="majorHAnsi" w:cstheme="majorHAnsi"/>
+          <w:b w:val="0"/>
+          <w:bCs w:val="0"/>
+        </w:rPr>
+        <w:t>-</w:t>
+      </w:r>
+      <w:r>
+        <w:rPr>
+          <w:rFonts w:asciiTheme="majorHAnsi" w:hAnsiTheme="majorHAnsi" w:cstheme="majorHAnsi"/>
+          <w:lang w:val="en-US"/>
+        </w:rPr>
+        <w:t xml:space="preserve"> </w:t>
+      </w:r>
+      <w:r>
+        <w:rPr>
+          <w:rFonts w:asciiTheme="majorHAnsi" w:hAnsiTheme="majorHAnsi" w:cstheme="majorHAnsi"/>
+          <w:lang w:val="en-US"/>
+        </w:rPr>
+        <w:t>Validating and sanitizing query inputs is important because it prevents invalid data, protects the backend from attacks like SQL injection or XSS, and reduces unexpected errors.</w:t>
+      </w:r>
+    </w:p>
+    <w:p>
+      <w:pPr>
+        <w:spacing w:before="100" w:beforeAutospacing="1" w:after="100" w:afterAutospacing="1"/>
+        <w:ind w:left="720"/>
+        <w:rPr>
           <w:rFonts w:asciiTheme="majorHAnsi" w:hAnsiTheme="majorHAnsi" w:cstheme="majorHAnsi"/>
           <w:b/>
           <w:bCs/>
@@ -5319,9 +5313,8 @@
         </w:numPr>
         <w:spacing w:before="100" w:beforeAutospacing="1" w:after="100" w:afterAutospacing="1"/>
         <w:rPr>
-          <w:rFonts w:asciiTheme="majorHAnsi" w:hAnsiTheme="majorHAnsi" w:cstheme="majorHAnsi"/>
-          <w:b/>
-          <w:bCs/>
+          <w:rStyle w:val="Strong"/>
+          <w:rFonts w:asciiTheme="majorHAnsi" w:hAnsiTheme="majorHAnsi" w:cstheme="majorHAnsi"/>
         </w:rPr>
       </w:pPr>
       <w:r>
@@ -5332,6 +5325,32 @@
           <w:bCs w:val="0"/>
         </w:rPr>
         <w:t>Can any of the middleware you wrote be reused in other projects? If so, how would you package and document it?</w:t>
+      </w:r>
+    </w:p>
+    <w:p>
+      <w:pPr>
+        <w:spacing w:before="100" w:beforeAutospacing="1" w:after="100" w:afterAutospacing="1"/>
+        <w:ind w:left="720"/>
+        <w:rPr>
+          <w:rFonts w:asciiTheme="majorHAnsi" w:hAnsiTheme="majorHAnsi" w:cstheme="majorHAnsi"/>
+          <w:lang w:val="en-US"/>
+        </w:rPr>
+      </w:pPr>
+      <w:r>
+        <w:rPr>
+          <w:rStyle w:val="Strong"/>
+          <w:rFonts w:asciiTheme="majorHAnsi" w:hAnsiTheme="majorHAnsi" w:cstheme="majorHAnsi"/>
+          <w:b w:val="0"/>
+          <w:bCs w:val="0"/>
+        </w:rPr>
+        <w:t>-</w:t>
+      </w:r>
+      <w:r>
+        <w:rPr>
+          <w:rFonts w:asciiTheme="majorHAnsi" w:hAnsiTheme="majorHAnsi" w:cstheme="majorHAnsi"/>
+          <w:lang w:val="en-US"/>
+        </w:rPr>
+        <w:t xml:space="preserve"> Yes, middleware such as authentication, logging, and validation can be reused in other projects. I would package them as reusable modules and provide documentation with setup instructions and usage examples. </w:t>
       </w:r>
     </w:p>
     <w:p>
@@ -5367,8 +5386,25 @@
           <w:rFonts w:asciiTheme="majorHAnsi" w:hAnsiTheme="majorHAnsi" w:cstheme="majorHAnsi"/>
           <w:b w:val="0"/>
           <w:bCs w:val="0"/>
-        </w:rPr>
-      </w:pPr>
+          <w:lang w:val="en-US"/>
+        </w:rPr>
+      </w:pPr>
+      <w:r>
+        <w:rPr>
+          <w:rStyle w:val="Strong"/>
+          <w:rFonts w:asciiTheme="majorHAnsi" w:hAnsiTheme="majorHAnsi" w:cstheme="majorHAnsi"/>
+          <w:b w:val="0"/>
+          <w:bCs w:val="0"/>
+        </w:rPr>
+        <w:t>-</w:t>
+      </w:r>
+      <w:r>
+        <w:rPr>
+          <w:rFonts w:asciiTheme="majorHAnsi" w:hAnsiTheme="majorHAnsi" w:cstheme="majorHAnsi"/>
+          <w:lang w:val="en-US"/>
+        </w:rPr>
+        <w:t xml:space="preserve"> To support future filters like course format or time slot, I would design the filtering system in a modular way so new filters can easily be added without changing the main route structure. </w:t>
+      </w:r>
     </w:p>
     <w:p>
       <w:pPr>
@@ -5396,6 +5432,25 @@
         </w:numPr>
         <w:spacing w:before="100" w:beforeAutospacing="1" w:after="100" w:afterAutospacing="1"/>
         <w:rPr>
+          <w:rStyle w:val="Strong"/>
+          <w:rFonts w:asciiTheme="majorHAnsi" w:hAnsiTheme="majorHAnsi" w:cstheme="majorHAnsi"/>
+        </w:rPr>
+      </w:pPr>
+      <w:r>
+        <w:rPr>
+          <w:rStyle w:val="Strong"/>
+          <w:rFonts w:asciiTheme="majorHAnsi" w:hAnsiTheme="majorHAnsi" w:cstheme="majorHAnsi"/>
+          <w:b w:val="0"/>
+          <w:bCs w:val="0"/>
+        </w:rPr>
+        <w:t>How would this API behave under high traffic? What improvements would you need to make for production readiness (e.g., rate limiting, caching)?</w:t>
+      </w:r>
+    </w:p>
+    <w:p>
+      <w:pPr>
+        <w:spacing w:before="100" w:beforeAutospacing="1" w:after="100" w:afterAutospacing="1"/>
+        <w:ind w:left="720"/>
+        <w:rPr>
           <w:rFonts w:asciiTheme="majorHAnsi" w:hAnsiTheme="majorHAnsi" w:cstheme="majorHAnsi"/>
           <w:b/>
           <w:bCs/>
@@ -5408,8 +5463,27 @@
           <w:b w:val="0"/>
           <w:bCs w:val="0"/>
         </w:rPr>
-        <w:t>How would this API behave under high traffic? What improvements would you need to make for production readiness (e.g., rate limiting, caching)?</w:t>
-      </w:r>
+        <w:t>-</w:t>
+      </w:r>
+      <w:r>
+        <w:rPr>
+          <w:rFonts w:asciiTheme="majorHAnsi" w:hAnsiTheme="majorHAnsi" w:cstheme="majorHAnsi"/>
+          <w:lang w:val="en-US"/>
+        </w:rPr>
+        <w:t xml:space="preserve"> Under high traffic, the API could become slow or unstable, so for production readiness I would add rate limiting, caching, logging, monitoring, load balancing, and stronger security measures to improve performance and reliability.</w:t>
+      </w:r>
+    </w:p>
+    <w:p>
+      <w:pPr>
+        <w:spacing w:before="100" w:beforeAutospacing="1" w:after="100" w:afterAutospacing="1"/>
+        <w:ind w:left="720"/>
+        <w:rPr>
+          <w:rFonts w:asciiTheme="majorHAnsi" w:hAnsiTheme="majorHAnsi" w:cstheme="majorHAnsi"/>
+          <w:b/>
+          <w:bCs/>
+          <w:lang w:val="en-US"/>
+        </w:rPr>
+      </w:pPr>
     </w:p>
     <w:p>
       <w:pPr>
@@ -5677,14 +5751,14 @@
         <v:path o:extrusionok="f" gradientshapeok="t" o:connecttype="rect"/>
         <o:lock v:ext="edit" aspectratio="t"/>
       </v:shapetype>
-      <v:shape id="_x0000_i1052" type="#_x0000_t75" style="width:15pt;height:15pt;visibility:visible;mso-wrap-style:square" o:bullet="t">
+      <v:shape id="_x0000_i1098" type="#_x0000_t75" style="width:15pt;height:15pt;visibility:visible;mso-wrap-style:square" o:bullet="t">
         <v:imagedata r:id="rId1" o:title=""/>
       </v:shape>
     </w:pict>
   </w:numPicBullet>
   <w:numPicBullet w:numPicBulletId="1">
     <w:pict>
-      <v:shape id="_x0000_i1053" type="#_x0000_t75" style="width:12.6pt;height:12.6pt;visibility:visible;mso-wrap-style:square" o:bullet="t">
+      <v:shape id="_x0000_i1099" type="#_x0000_t75" style="width:12.6pt;height:12.6pt;visibility:visible;mso-wrap-style:square" o:bullet="t">
         <v:imagedata r:id="rId2" o:title=""/>
       </v:shape>
     </w:pict>
@@ -6032,7 +6106,7 @@
   <w:abstractNum w:abstractNumId="3" w15:restartNumberingAfterBreak="0">
     <w:nsid w:val="116914A6"/>
     <w:multiLevelType w:val="multilevel"/>
-    <w:tmpl w:val="CFE2A898"/>
+    <w:tmpl w:val="9620B090"/>
     <w:lvl w:ilvl="0">
       <w:start w:val="1"/>
       <w:numFmt w:val="decimal"/>
@@ -6045,17 +6119,16 @@
         <w:ind w:left="720" w:hanging="360"/>
       </w:pPr>
     </w:lvl>
-    <w:lvl w:ilvl="1" w:tentative="1">
-      <w:start w:val="1"/>
-      <w:numFmt w:val="decimal"/>
-      <w:lvlText w:val="%2."/>
-      <w:lvlJc w:val="left"/>
-      <w:pPr>
-        <w:tabs>
-          <w:tab w:val="num" w:pos="1440"/>
-        </w:tabs>
+    <w:lvl w:ilvl="1">
+      <w:numFmt w:val="bullet"/>
+      <w:lvlText w:val="-"/>
+      <w:lvlJc w:val="left"/>
+      <w:pPr>
         <w:ind w:left="1440" w:hanging="360"/>
       </w:pPr>
+      <w:rPr>
+        <w:rFonts w:ascii="Calibri" w:eastAsia="Times New Roman" w:hAnsi="Calibri" w:cs="Calibri" w:hint="default"/>
+      </w:rPr>
     </w:lvl>
     <w:lvl w:ilvl="2" w:tentative="1">
       <w:start w:val="1"/>
@@ -10745,7 +10818,6 @@
   <w:style w:type="character" w:default="1" w:styleId="DefaultParagraphFont">
     <w:name w:val="Default Paragraph Font"/>
     <w:uiPriority w:val="1"/>
-    <w:semiHidden/>
     <w:unhideWhenUsed/>
   </w:style>
   <w:style w:type="table" w:default="1" w:styleId="TableNormal">
